--- a/Exhibit 12.5_GovGuard User Summary.docx
+++ b/Exhibit 12.5_GovGuard User Summary.docx
@@ -39,7 +39,7 @@
           <w:color w:val="555566"/>
           <w:sz w:val="20"/>
         </w:rPr>
-        <w:t xml:space="preserve">Exhibit 12.5  ·  </w:t>
+        <w:t xml:space="preserve">Exhibit 28  ·  </w:t>
       </w:r>
       <w:r>
         <w:rPr>
@@ -232,7 +232,7 @@
               <w:jc w:val="both"/>
             </w:pPr>
             <w:r>
-              <w:t>Cloud-based (currently Railway/Vercel; AWS GovCloud migration roadmapped, see Exhibit G-11). Accessible by authorized users from any web browser after secure login. No software to install on your computers.</w:t>
+              <w:t>Cloud-based (currently Railway/Vercel; AWS GovCloud migration roadmapped, see Exhibit 28.G11). Accessible by authorized users from any web browser after secure login. No software to install on your computers.</w:t>
             </w:r>
           </w:p>
         </w:tc>
